--- a/docs/MediCore_HMS_SRS_v1.3.docx
+++ b/docs/MediCore_HMS_SRS_v1.3.docx
@@ -66,6 +66,22 @@
           <w:szCs w:val="26"/>
         </w:rPr>
         <w:t xml:space="preserve">August 2026</w:t>
+      </w:r>
+    </w:p>
+    <w:p>
+      <w:pPr>
+        <w:spacing w:after="160"/>
+        <w:jc w:val="center"/>
+      </w:pPr>
+      <w:r>
+        <w:rPr>
+          <w:rFonts w:ascii="Calibri" w:cs="Calibri" w:eastAsia="Calibri" w:hAnsi="Calibri"/>
+          <w:i/>
+          <w:iCs/>
+          <w:sz w:val="24"/>
+          <w:szCs w:val="24"/>
+        </w:rPr>
+        <w:t>Prepared by: Kelvin Addae Kwarteng  ·  Student ID 22427564</w:t>
       </w:r>
     </w:p>
     <w:p>
@@ -19304,7 +19320,7 @@
         <w:sz w:val="18"/>
         <w:szCs w:val="18"/>
       </w:rPr>
-      <w:t xml:space="preserve">MediCore HMS — SRS v1.3    ·    Page </w:t>
+      <w:t xml:space="preserve">MediCore HMS — SRS v1.3    ·    Kelvin Addae Kwarteng (22427564)    ·    Page </w:t>
     </w:r>
     <w:r>
       <w:rPr>
